--- a/static/generated_docs/bail_application.docx
+++ b/static/generated_docs/bail_application.docx
@@ -39,7 +39,7 @@
     </w:p>
     <w:p>
       <w:r>
-        <w:t>Re: Bail Application for Kumar (Case No. A1234)</w:t>
+        <w:t>Re: Bail Application for karthik (Case No. A1234)</w:t>
       </w:r>
     </w:p>
     <w:p>
@@ -49,7 +49,7 @@
     </w:p>
     <w:p>
       <w:r>
-        <w:t>I, Raj Singh, am writing to you in my capacity as the legal counsel of Kumar, who is currently charged with Theft under 379 of the Indian Penal Code (IPC). The charges stem from an incident that occurred on October 1, 2023, and I wish to present this application for bail on the following grounds:</w:t>
+        <w:t>I, Raj Singh, am writing to you in my capacity as the legal counsel of karthik, who is currently charged with Theft under 379 of the Indian Penal Code (IPC). The charges stem from an incident that occurred on October 1, 2023, and I wish to present this application for bail on the following grounds:</w:t>
       </w:r>
     </w:p>
     <w:p>
@@ -79,7 +79,7 @@
     </w:p>
     <w:p>
       <w:r>
-        <w:t>In light of these considerations, I respectfully urge your Honour to grant bail to Kumar. I assure you that the applicant will adhere to all conditions set forth by the court.</w:t>
+        <w:t>In light of these considerations, I respectfully urge your Honour to grant bail to karthik. I assure you that the applicant will adhere to all conditions set forth by the court.</w:t>
       </w:r>
     </w:p>
     <w:p>
